--- a/docx/knowledge-base/topic-selection/paper-va-de-tai-goi-y.docx
+++ b/docx/knowledge-base/topic-selection/paper-va-de-tai-goi-y.docx
@@ -686,7 +686,7 @@
         </w:rPr>
         <w:t xml:space="preserve">: </w:t>
       </w:r>
-      <w:hyperlink w:history="1" r:id="rIdgqglabonzz9yfmik2brlr">
+      <w:hyperlink w:history="1" r:id="rIdwpwf0ggf879km8hi1q7yy">
         <w:r>
           <w:rPr>
             <w:rStyle w:val="Hyperlink"/>
@@ -725,7 +725,7 @@
         </w:rPr>
         <w:t xml:space="preserve">: </w:t>
       </w:r>
-      <w:hyperlink w:history="1" r:id="rIdgpgm2e36apl3zbgoueaes">
+      <w:hyperlink w:history="1" r:id="rIdv3thz6lxfrjqmmsv2n2qq">
         <w:r>
           <w:rPr>
             <w:rStyle w:val="Hyperlink"/>
@@ -764,7 +764,7 @@
         </w:rPr>
         <w:t xml:space="preserve">: </w:t>
       </w:r>
-      <w:hyperlink w:history="1" r:id="rId5lhzgo121bmsl1ox1vbra">
+      <w:hyperlink w:history="1" r:id="rId7oe_4i8kiwbyjrxbwastl">
         <w:r>
           <w:rPr>
             <w:rStyle w:val="Hyperlink"/>
@@ -803,7 +803,7 @@
         </w:rPr>
         <w:t xml:space="preserve">: </w:t>
       </w:r>
-      <w:hyperlink w:history="1" r:id="rId07dk4lrcqwtvgbnenrqym">
+      <w:hyperlink w:history="1" r:id="rId3zagistd66za52glakbn5">
         <w:r>
           <w:rPr>
             <w:rStyle w:val="Hyperlink"/>
@@ -1651,7 +1651,7 @@
         </w:rPr>
         <w:t xml:space="preserve">: </w:t>
       </w:r>
-      <w:hyperlink w:history="1" r:id="rIdar27belaaub5junmegrwo">
+      <w:hyperlink w:history="1" r:id="rIddnhtjkjdjbv8zdkogxjgk">
         <w:r>
           <w:rPr>
             <w:rStyle w:val="Hyperlink"/>
@@ -1690,7 +1690,7 @@
         </w:rPr>
         <w:t xml:space="preserve">: </w:t>
       </w:r>
-      <w:hyperlink w:history="1" r:id="rIdulaubakiqneddcbxxchdz">
+      <w:hyperlink w:history="1" r:id="rId9k1ei_r_ajegibfepfflv">
         <w:r>
           <w:rPr>
             <w:rStyle w:val="Hyperlink"/>
@@ -1729,7 +1729,7 @@
         </w:rPr>
         <w:t xml:space="preserve">: </w:t>
       </w:r>
-      <w:hyperlink w:history="1" r:id="rId9o57cxzo3nqdwygumnjod">
+      <w:hyperlink w:history="1" r:id="rIdrogmcc1k3yn94q10mzyih">
         <w:r>
           <w:rPr>
             <w:rStyle w:val="Hyperlink"/>
@@ -2539,7 +2539,7 @@
         </w:rPr>
         <w:t xml:space="preserve">: </w:t>
       </w:r>
-      <w:hyperlink w:history="1" r:id="rIdt1vcx1xf1c1c5r7yexi6g">
+      <w:hyperlink w:history="1" r:id="rIdz2qe8tdkezzoxi5c5qojz">
         <w:r>
           <w:rPr>
             <w:rStyle w:val="Hyperlink"/>
@@ -2578,7 +2578,7 @@
         </w:rPr>
         <w:t xml:space="preserve">: </w:t>
       </w:r>
-      <w:hyperlink w:history="1" r:id="rIdx12cydz0vewxdd9-melyj">
+      <w:hyperlink w:history="1" r:id="rId_4ubedc5c921awd2nh0vn">
         <w:r>
           <w:rPr>
             <w:rStyle w:val="Hyperlink"/>
@@ -2617,7 +2617,7 @@
         </w:rPr>
         <w:t xml:space="preserve">: </w:t>
       </w:r>
-      <w:hyperlink w:history="1" r:id="rIdst7vhiic6_hgnruyqggwn">
+      <w:hyperlink w:history="1" r:id="rIdnzo2pkerjaa9vkwpbaepi">
         <w:r>
           <w:rPr>
             <w:rStyle w:val="Hyperlink"/>
@@ -3384,7 +3384,7 @@
         </w:rPr>
         <w:t xml:space="preserve">: </w:t>
       </w:r>
-      <w:hyperlink w:history="1" r:id="rIdb3yaxdovpp0njfzlxi66p">
+      <w:hyperlink w:history="1" r:id="rIdkulnzude0wlf3xiujdino">
         <w:r>
           <w:rPr>
             <w:rStyle w:val="Hyperlink"/>
@@ -3423,7 +3423,7 @@
         </w:rPr>
         <w:t xml:space="preserve">: </w:t>
       </w:r>
-      <w:hyperlink w:history="1" r:id="rId3xe1kqpdseodv4vxx2jri">
+      <w:hyperlink w:history="1" r:id="rIdb0jicgch0efjtbbbrslze">
         <w:r>
           <w:rPr>
             <w:rStyle w:val="Hyperlink"/>
